--- a/ASHEN远行者_统一GDD_v4.1.docx
+++ b/ASHEN远行者_统一GDD_v4.1.docx
@@ -5354,6 +5354,73 @@
           <w:color w:val="555555"/>
         </w:rPr>
         <w:t>基于三层契约 + 原典生死，重做区域/神对应。Hub 改设在 Hoddmímir。</w:t>
+      </w:r>
+    </w:p>
+    <w:p>
+      <w:pPr>
+        <w:ind w:left="360"/>
+      </w:pPr>
+      <w:r>
+        <w:rPr>
+          <w:i/>
+          <w:color w:val="555555"/>
+        </w:rPr>
+      </w:r>
+    </w:p>
+    <w:p>
+      <w:pPr>
+        <w:ind w:left="360"/>
+      </w:pPr>
+      <w:r>
+        <w:rPr>
+          <w:i/>
+          <w:color w:val="555555"/>
+        </w:rPr>
+      </w:r>
+      <w:r>
+        <w:rPr>
+          <w:b/>
+          <w:i/>
+          <w:color w:val="555555"/>
+        </w:rPr>
+        <w:t>⚠️ 重要更新（2026-06-23）：</w:t>
+      </w:r>
+      <w:r>
+        <w:rPr>
+          <w:i/>
+          <w:color w:val="555555"/>
+        </w:rPr>
+        <w:t xml:space="preserve"> 区域结构已升级为 </w:t>
+      </w:r>
+      <w:r>
+        <w:rPr>
+          <w:b/>
+          <w:i/>
+          <w:color w:val="555555"/>
+        </w:rPr>
+        <w:t>9主域 + 2隐域</w:t>
+      </w:r>
+      <w:r>
+        <w:rPr>
+          <w:i/>
+          <w:color w:val="555555"/>
+        </w:rPr>
+        <w:t>，并确立"北欧为骨·山海经为皮"双层映射、章节叙事主轴、单域时长/小区域配置、双线Boss体系（神Boss=技能线 / 异兽Boss=装备线）、首神索尔教学落地。</w:t>
+      </w:r>
+      <w:r>
+        <w:rPr>
+          <w:b/>
+          <w:i/>
+          <w:color w:val="555555"/>
+        </w:rPr>
+        <w:t>详见配套文档《ASHEN远行者_章节区域与双线Boss体系_v1.0》——该文档为区域/关卡/Boss的最新权威版本。</w:t>
+      </w:r>
+      <w:r>
+        <w:rPr>
+          <w:i/>
+          <w:color w:val="555555"/>
+        </w:rPr>
+        <w:t xml:space="preserve"> 本 Part 6 以下内容为 v4.0 的七域旧版，保留作脉络参考。</w:t>
       </w:r>
     </w:p>
     <w:p>

--- a/ASHEN远行者_统一GDD_v4.1.docx
+++ b/ASHEN远行者_统一GDD_v4.1.docx
@@ -5398,7 +5398,7 @@
           <w:i/>
           <w:color w:val="555555"/>
         </w:rPr>
-        <w:t>9主域 + 2隐域</w:t>
+        <w:t>9主域 + 2隐域 + 1终章域</w:t>
       </w:r>
       <w:r>
         <w:rPr>
@@ -5407,20 +5407,145 @@
         </w:rPr>
         <w:t>，并确立"北欧为骨·山海经为皮"双层映射、章节叙事主轴、单域时长/小区域配置、双线Boss体系（神Boss=技能线 / 异兽Boss=装备线）、首神索尔教学落地。</w:t>
       </w:r>
+    </w:p>
+    <w:p>
+      <w:pPr>
+        <w:ind w:left="360"/>
+      </w:pPr>
+      <w:r>
+        <w:rPr>
+          <w:i/>
+          <w:color w:val="555555"/>
+        </w:rPr>
+      </w:r>
+    </w:p>
+    <w:p>
+      <w:pPr>
+        <w:ind w:left="360"/>
+      </w:pPr>
+      <w:r>
+        <w:rPr>
+          <w:i/>
+          <w:color w:val="555555"/>
+        </w:rPr>
+      </w:r>
       <w:r>
         <w:rPr>
           <w:b/>
           <w:i/>
           <w:color w:val="555555"/>
         </w:rPr>
-        <w:t>详见配套文档《ASHEN远行者_章节区域与双线Boss体系_v1.0》——该文档为区域/关卡/Boss的最新权威版本。</w:t>
+        <w:t>【神Boss全部替换为北欧原典知名神】</w:t>
       </w:r>
       <w:r>
         <w:rPr>
           <w:i/>
           <w:color w:val="555555"/>
         </w:rPr>
-        <w:t xml:space="preserve"> 本 Part 6 以下内容为 v4.0 的七域旧版，保留作脉络参考。</w:t>
+        <w:t xml:space="preserve"> 移除全部原创神，最终序列：索尔(雷域)→弗蕾雅(花域)→海姆达尔(铸域)→赫尔(寒域)→尼约德(海域·中点)→提尔(巨域)→巴德尔(幽域)→洛基(劫域·表面元凶)→</w:t>
+      </w:r>
+      <w:r>
+        <w:rPr>
+          <w:b/>
+          <w:i/>
+          <w:color w:val="555555"/>
+        </w:rPr>
+        <w:t>奥丁(英灵殿废墟·终极Boss)</w:t>
+      </w:r>
+      <w:r>
+        <w:rPr>
+          <w:i/>
+          <w:color w:val="555555"/>
+        </w:rPr>
+        <w:t>；隐藏=维达尔(天域)。</w:t>
+      </w:r>
+    </w:p>
+    <w:p>
+      <w:pPr>
+        <w:ind w:left="360"/>
+      </w:pPr>
+      <w:r>
+        <w:rPr>
+          <w:i/>
+          <w:color w:val="555555"/>
+        </w:rPr>
+      </w:r>
+    </w:p>
+    <w:p>
+      <w:pPr>
+        <w:ind w:left="360"/>
+      </w:pPr>
+      <w:r>
+        <w:rPr>
+          <w:i/>
+          <w:color w:val="555555"/>
+        </w:rPr>
+      </w:r>
+      <w:r>
+        <w:rPr>
+          <w:b/>
+          <w:i/>
+          <w:color w:val="555555"/>
+        </w:rPr>
+        <w:t>【Boss排布逻辑】</w:t>
+      </w:r>
+      <w:r>
+        <w:rPr>
+          <w:i/>
+          <w:color w:val="555555"/>
+        </w:rPr>
+        <w:t xml:space="preserve"> 权力金字塔：战场边缘神 → 华纳神族 → 奥丁至亲(巴德尔) → 表面元凶(洛基) → 终极(奥丁)。</w:t>
+      </w:r>
+      <w:r>
+        <w:rPr>
+          <w:b/>
+          <w:i/>
+          <w:color w:val="555555"/>
+        </w:rPr>
+        <w:t>终极Boss=奥丁，因为他是契约签订者+英灵殿主人+不肯放手者，所有动机的终点。</w:t>
+      </w:r>
+      <w:r>
+        <w:rPr>
+          <w:i/>
+          <w:color w:val="555555"/>
+        </w:rPr>
+      </w:r>
+    </w:p>
+    <w:p>
+      <w:pPr>
+        <w:ind w:left="360"/>
+      </w:pPr>
+      <w:r>
+        <w:rPr>
+          <w:i/>
+          <w:color w:val="555555"/>
+        </w:rPr>
+      </w:r>
+    </w:p>
+    <w:p>
+      <w:pPr>
+        <w:ind w:left="360"/>
+      </w:pPr>
+      <w:r>
+        <w:rPr>
+          <w:i/>
+          <w:color w:val="555555"/>
+        </w:rPr>
+      </w:r>
+      <w:r>
+        <w:rPr>
+          <w:b/>
+          <w:i/>
+          <w:color w:val="555555"/>
+        </w:rPr>
+        <w:t>详见配套文档《ASHEN远行者_章节区域与双线Boss体系_v1.0》——区域/关卡/Boss的最新权威版本。</w:t>
+      </w:r>
+      <w:r>
+        <w:rPr>
+          <w:i/>
+          <w:color w:val="555555"/>
+        </w:rPr>
+        <w:t xml:space="preserve"> 本 Part 6 以下为旧版，已作废，仅留脉络参考。</w:t>
       </w:r>
     </w:p>
     <w:p>
